--- a/docs/public/五行正治法.docx
+++ b/docs/public/五行正治法.docx
@@ -533,12 +533,12 @@
               <wp:anchor distT="0" distB="0" distL="114300" distR="114300" simplePos="0" relativeHeight="251676672" behindDoc="0" locked="0" layoutInCell="1" allowOverlap="1">
                 <wp:simplePos x="0" y="0"/>
                 <wp:positionH relativeFrom="column">
-                  <wp:posOffset>3710305</wp:posOffset>
+                  <wp:posOffset>3588385</wp:posOffset>
                 </wp:positionH>
                 <wp:positionV relativeFrom="paragraph">
                   <wp:posOffset>73660</wp:posOffset>
                 </wp:positionV>
-                <wp:extent cx="756920" cy="466725"/>
+                <wp:extent cx="1025525" cy="466725"/>
                 <wp:effectExtent l="0" t="0" r="0" b="0"/>
                 <wp:wrapNone/>
                 <wp:docPr id="4" name="文本框 4"/>
@@ -550,7 +550,7 @@
                       <wps:spPr>
                         <a:xfrm>
                           <a:off x="0" y="0"/>
-                          <a:ext cx="756920" cy="466725"/>
+                          <a:ext cx="1025525" cy="466725"/>
                         </a:xfrm>
                         <a:prstGeom prst="rect">
                           <a:avLst/>
@@ -579,7 +579,7 @@
                           <w:p>
                             <w:pPr>
                               <w:rPr>
-                                <w:rFonts w:hint="eastAsia" w:ascii="微软雅黑" w:hAnsi="微软雅黑" w:eastAsia="微软雅黑" w:cs="微软雅黑"/>
+                                <w:rFonts w:hint="default" w:ascii="微软雅黑" w:hAnsi="微软雅黑" w:eastAsia="微软雅黑" w:cs="微软雅黑"/>
                                 <w:color w:val="auto"/>
                                 <w:sz w:val="28"/>
                                 <w:szCs w:val="28"/>
@@ -594,7 +594,7 @@
                                 <w:szCs w:val="28"/>
                                 <w:lang w:val="en-US" w:eastAsia="zh-CN"/>
                               </w:rPr>
-                              <w:t>苦、喜</w:t>
+                              <w:t>苦、喜、嚯</w:t>
                             </w:r>
                           </w:p>
                         </w:txbxContent>
@@ -610,7 +610,7 @@
           </mc:Choice>
           <mc:Fallback>
             <w:pict>
-              <v:shape id="_x0000_s1026" o:spid="_x0000_s1026" o:spt="202" type="#_x0000_t202" style="position:absolute;left:0pt;margin-left:292.15pt;margin-top:5.8pt;height:36.75pt;width:59.6pt;z-index:251676672;mso-width-relative:page;mso-height-relative:page;" filled="f" stroked="f" coordsize="21600,21600" o:gfxdata="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">
+              <v:shape id="_x0000_s1026" o:spid="_x0000_s1026" o:spt="202" type="#_x0000_t202" style="position:absolute;left:0pt;margin-left:282.55pt;margin-top:5.8pt;height:36.75pt;width:80.75pt;z-index:251676672;mso-width-relative:page;mso-height-relative:page;" filled="f" stroked="f" coordsize="21600,21600" o:gfxdata="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">
                 <v:fill on="f" focussize="0,0"/>
                 <v:stroke on="f" weight="0.5pt"/>
                 <v:imagedata o:title=""/>
@@ -620,7 +620,7 @@
                     <w:p>
                       <w:pPr>
                         <w:rPr>
-                          <w:rFonts w:hint="eastAsia" w:ascii="微软雅黑" w:hAnsi="微软雅黑" w:eastAsia="微软雅黑" w:cs="微软雅黑"/>
+                          <w:rFonts w:hint="default" w:ascii="微软雅黑" w:hAnsi="微软雅黑" w:eastAsia="微软雅黑" w:cs="微软雅黑"/>
                           <w:color w:val="auto"/>
                           <w:sz w:val="28"/>
                           <w:szCs w:val="28"/>
@@ -635,7 +635,7 @@
                           <w:szCs w:val="28"/>
                           <w:lang w:val="en-US" w:eastAsia="zh-CN"/>
                         </w:rPr>
-                        <w:t>苦、喜</w:t>
+                        <w:t>苦、喜、嚯</w:t>
                       </w:r>
                     </w:p>
                   </w:txbxContent>
@@ -646,7 +646,10 @@
         </mc:AlternateContent>
       </w:r>
     </w:p>
-    <w:p/>
+    <w:p>
+      <w:bookmarkStart w:id="0" w:name="_GoBack"/>
+      <w:bookmarkEnd w:id="0"/>
+    </w:p>
     <w:p/>
     <w:p>
       <w:r>
@@ -1545,8 +1548,128 @@
       </w:r>
     </w:p>
     <w:p>
-      <w:bookmarkStart w:id="0" w:name="_GoBack"/>
-      <w:bookmarkEnd w:id="0"/>
+      <w:r>
+        <w:rPr>
+          <w:sz w:val="21"/>
+        </w:rPr>
+        <mc:AlternateContent>
+          <mc:Choice Requires="wps">
+            <w:drawing>
+              <wp:anchor distT="0" distB="0" distL="114300" distR="114300" simplePos="0" relativeHeight="251677696" behindDoc="0" locked="0" layoutInCell="1" allowOverlap="1">
+                <wp:simplePos x="0" y="0"/>
+                <wp:positionH relativeFrom="column">
+                  <wp:posOffset>5744210</wp:posOffset>
+                </wp:positionH>
+                <wp:positionV relativeFrom="paragraph">
+                  <wp:posOffset>169545</wp:posOffset>
+                </wp:positionV>
+                <wp:extent cx="1049655" cy="466725"/>
+                <wp:effectExtent l="0" t="0" r="0" b="0"/>
+                <wp:wrapNone/>
+                <wp:docPr id="5" name="文本框 5"/>
+                <wp:cNvGraphicFramePr/>
+                <a:graphic xmlns:a="http://schemas.openxmlformats.org/drawingml/2006/main">
+                  <a:graphicData uri="http://schemas.microsoft.com/office/word/2010/wordprocessingShape">
+                    <wps:wsp>
+                      <wps:cNvSpPr txBox="1"/>
+                      <wps:spPr>
+                        <a:xfrm>
+                          <a:off x="0" y="0"/>
+                          <a:ext cx="1049655" cy="466725"/>
+                        </a:xfrm>
+                        <a:prstGeom prst="rect">
+                          <a:avLst/>
+                        </a:prstGeom>
+                        <a:noFill/>
+                        <a:ln w="6350">
+                          <a:noFill/>
+                        </a:ln>
+                      </wps:spPr>
+                      <wps:style>
+                        <a:lnRef idx="0">
+                          <a:schemeClr val="accent1"/>
+                        </a:lnRef>
+                        <a:fillRef idx="0">
+                          <a:schemeClr val="accent1"/>
+                        </a:fillRef>
+                        <a:effectRef idx="0">
+                          <a:schemeClr val="accent1"/>
+                        </a:effectRef>
+                        <a:fontRef idx="minor">
+                          <a:schemeClr val="dk1"/>
+                        </a:fontRef>
+                      </wps:style>
+                      <wps:txbx>
+                        <w:txbxContent>
+                          <w:p>
+                            <w:pPr>
+                              <w:rPr>
+                                <w:rFonts w:hint="default" w:ascii="微软雅黑" w:hAnsi="微软雅黑" w:eastAsia="微软雅黑" w:cs="微软雅黑"/>
+                                <w:color w:val="auto"/>
+                                <w:sz w:val="28"/>
+                                <w:szCs w:val="28"/>
+                                <w:lang w:val="en-US" w:eastAsia="zh-CN"/>
+                              </w:rPr>
+                            </w:pPr>
+                            <w:r>
+                              <w:rPr>
+                                <w:rFonts w:hint="eastAsia" w:ascii="微软雅黑" w:hAnsi="微软雅黑" w:eastAsia="微软雅黑" w:cs="微软雅黑"/>
+                                <w:color w:val="auto"/>
+                                <w:sz w:val="28"/>
+                                <w:szCs w:val="28"/>
+                                <w:lang w:val="en-US" w:eastAsia="zh-CN"/>
+                              </w:rPr>
+                              <w:t>甘、思、呼</w:t>
+                            </w:r>
+                          </w:p>
+                        </w:txbxContent>
+                      </wps:txbx>
+                      <wps:bodyPr rot="0" spcFirstLastPara="0" vertOverflow="overflow" horzOverflow="overflow" vert="horz" wrap="square" lIns="91440" tIns="45720" rIns="91440" bIns="45720" numCol="1" spcCol="0" rtlCol="0" fromWordArt="0" anchor="t" anchorCtr="0" forceAA="0" compatLnSpc="1">
+                        <a:noAutofit/>
+                      </wps:bodyPr>
+                    </wps:wsp>
+                  </a:graphicData>
+                </a:graphic>
+              </wp:anchor>
+            </w:drawing>
+          </mc:Choice>
+          <mc:Fallback>
+            <w:pict>
+              <v:shape id="_x0000_s1026" o:spid="_x0000_s1026" o:spt="202" type="#_x0000_t202" style="position:absolute;left:0pt;margin-left:452.3pt;margin-top:13.35pt;height:36.75pt;width:82.65pt;z-index:251677696;mso-width-relative:page;mso-height-relative:page;" filled="f" stroked="f" coordsize="21600,21600" o:gfxdata="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">
+                <v:fill on="f" focussize="0,0"/>
+                <v:stroke on="f" weight="0.5pt"/>
+                <v:imagedata o:title=""/>
+                <o:lock v:ext="edit" aspectratio="f"/>
+                <v:textbox>
+                  <w:txbxContent>
+                    <w:p>
+                      <w:pPr>
+                        <w:rPr>
+                          <w:rFonts w:hint="default" w:ascii="微软雅黑" w:hAnsi="微软雅黑" w:eastAsia="微软雅黑" w:cs="微软雅黑"/>
+                          <w:color w:val="auto"/>
+                          <w:sz w:val="28"/>
+                          <w:szCs w:val="28"/>
+                          <w:lang w:val="en-US" w:eastAsia="zh-CN"/>
+                        </w:rPr>
+                      </w:pPr>
+                      <w:r>
+                        <w:rPr>
+                          <w:rFonts w:hint="eastAsia" w:ascii="微软雅黑" w:hAnsi="微软雅黑" w:eastAsia="微软雅黑" w:cs="微软雅黑"/>
+                          <w:color w:val="auto"/>
+                          <w:sz w:val="28"/>
+                          <w:szCs w:val="28"/>
+                          <w:lang w:val="en-US" w:eastAsia="zh-CN"/>
+                        </w:rPr>
+                        <w:t>甘、思、呼</w:t>
+                      </w:r>
+                    </w:p>
+                  </w:txbxContent>
+                </v:textbox>
+              </v:shape>
+            </w:pict>
+          </mc:Fallback>
+        </mc:AlternateContent>
+      </w:r>
       <w:r>
         <mc:AlternateContent>
           <mc:Choice Requires="wps">
@@ -1869,128 +1992,6 @@
                           <w:lang w:val="en-US" w:eastAsia="zh-CN"/>
                         </w:rPr>
                         <w:t>酸、怒</w:t>
-                      </w:r>
-                    </w:p>
-                  </w:txbxContent>
-                </v:textbox>
-              </v:shape>
-            </w:pict>
-          </mc:Fallback>
-        </mc:AlternateContent>
-      </w:r>
-      <w:r>
-        <w:rPr>
-          <w:sz w:val="21"/>
-        </w:rPr>
-        <mc:AlternateContent>
-          <mc:Choice Requires="wps">
-            <w:drawing>
-              <wp:anchor distT="0" distB="0" distL="114300" distR="114300" simplePos="0" relativeHeight="251677696" behindDoc="0" locked="0" layoutInCell="1" allowOverlap="1">
-                <wp:simplePos x="0" y="0"/>
-                <wp:positionH relativeFrom="column">
-                  <wp:posOffset>5896610</wp:posOffset>
-                </wp:positionH>
-                <wp:positionV relativeFrom="paragraph">
-                  <wp:posOffset>169545</wp:posOffset>
-                </wp:positionV>
-                <wp:extent cx="756920" cy="466725"/>
-                <wp:effectExtent l="0" t="0" r="0" b="0"/>
-                <wp:wrapNone/>
-                <wp:docPr id="5" name="文本框 5"/>
-                <wp:cNvGraphicFramePr/>
-                <a:graphic xmlns:a="http://schemas.openxmlformats.org/drawingml/2006/main">
-                  <a:graphicData uri="http://schemas.microsoft.com/office/word/2010/wordprocessingShape">
-                    <wps:wsp>
-                      <wps:cNvSpPr txBox="1"/>
-                      <wps:spPr>
-                        <a:xfrm>
-                          <a:off x="0" y="0"/>
-                          <a:ext cx="756920" cy="466725"/>
-                        </a:xfrm>
-                        <a:prstGeom prst="rect">
-                          <a:avLst/>
-                        </a:prstGeom>
-                        <a:noFill/>
-                        <a:ln w="6350">
-                          <a:noFill/>
-                        </a:ln>
-                      </wps:spPr>
-                      <wps:style>
-                        <a:lnRef idx="0">
-                          <a:schemeClr val="accent1"/>
-                        </a:lnRef>
-                        <a:fillRef idx="0">
-                          <a:schemeClr val="accent1"/>
-                        </a:fillRef>
-                        <a:effectRef idx="0">
-                          <a:schemeClr val="accent1"/>
-                        </a:effectRef>
-                        <a:fontRef idx="minor">
-                          <a:schemeClr val="dk1"/>
-                        </a:fontRef>
-                      </wps:style>
-                      <wps:txbx>
-                        <w:txbxContent>
-                          <w:p>
-                            <w:pPr>
-                              <w:rPr>
-                                <w:rFonts w:hint="eastAsia" w:ascii="微软雅黑" w:hAnsi="微软雅黑" w:eastAsia="微软雅黑" w:cs="微软雅黑"/>
-                                <w:color w:val="auto"/>
-                                <w:sz w:val="28"/>
-                                <w:szCs w:val="28"/>
-                                <w:lang w:val="en-US" w:eastAsia="zh-CN"/>
-                              </w:rPr>
-                            </w:pPr>
-                            <w:r>
-                              <w:rPr>
-                                <w:rFonts w:hint="eastAsia" w:ascii="微软雅黑" w:hAnsi="微软雅黑" w:eastAsia="微软雅黑" w:cs="微软雅黑"/>
-                                <w:color w:val="auto"/>
-                                <w:sz w:val="28"/>
-                                <w:szCs w:val="28"/>
-                                <w:lang w:val="en-US" w:eastAsia="zh-CN"/>
-                              </w:rPr>
-                              <w:t>甘、思</w:t>
-                            </w:r>
-                          </w:p>
-                        </w:txbxContent>
-                      </wps:txbx>
-                      <wps:bodyPr rot="0" spcFirstLastPara="0" vertOverflow="overflow" horzOverflow="overflow" vert="horz" wrap="square" lIns="91440" tIns="45720" rIns="91440" bIns="45720" numCol="1" spcCol="0" rtlCol="0" fromWordArt="0" anchor="t" anchorCtr="0" forceAA="0" compatLnSpc="1">
-                        <a:noAutofit/>
-                      </wps:bodyPr>
-                    </wps:wsp>
-                  </a:graphicData>
-                </a:graphic>
-              </wp:anchor>
-            </w:drawing>
-          </mc:Choice>
-          <mc:Fallback>
-            <w:pict>
-              <v:shape id="_x0000_s1026" o:spid="_x0000_s1026" o:spt="202" type="#_x0000_t202" style="position:absolute;left:0pt;margin-left:464.3pt;margin-top:13.35pt;height:36.75pt;width:59.6pt;z-index:251677696;mso-width-relative:page;mso-height-relative:page;" filled="f" stroked="f" coordsize="21600,21600" o:gfxdata="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">
-                <v:fill on="f" focussize="0,0"/>
-                <v:stroke on="f" weight="0.5pt"/>
-                <v:imagedata o:title=""/>
-                <o:lock v:ext="edit" aspectratio="f"/>
-                <v:textbox>
-                  <w:txbxContent>
-                    <w:p>
-                      <w:pPr>
-                        <w:rPr>
-                          <w:rFonts w:hint="eastAsia" w:ascii="微软雅黑" w:hAnsi="微软雅黑" w:eastAsia="微软雅黑" w:cs="微软雅黑"/>
-                          <w:color w:val="auto"/>
-                          <w:sz w:val="28"/>
-                          <w:szCs w:val="28"/>
-                          <w:lang w:val="en-US" w:eastAsia="zh-CN"/>
-                        </w:rPr>
-                      </w:pPr>
-                      <w:r>
-                        <w:rPr>
-                          <w:rFonts w:hint="eastAsia" w:ascii="微软雅黑" w:hAnsi="微软雅黑" w:eastAsia="微软雅黑" w:cs="微软雅黑"/>
-                          <w:color w:val="auto"/>
-                          <w:sz w:val="28"/>
-                          <w:szCs w:val="28"/>
-                          <w:lang w:val="en-US" w:eastAsia="zh-CN"/>
-                        </w:rPr>
-                        <w:t>甘、思</w:t>
                       </w:r>
                     </w:p>
                   </w:txbxContent>
@@ -2877,6 +2878,270 @@
         <w:ind w:left="0" w:leftChars="0" w:firstLine="0" w:firstLineChars="0"/>
       </w:pPr>
       <w:r>
+        <w:rPr>
+          <w:sz w:val="21"/>
+        </w:rPr>
+        <mc:AlternateContent>
+          <mc:Choice Requires="wps">
+            <w:drawing>
+              <wp:anchor distT="0" distB="0" distL="114300" distR="114300" simplePos="0" relativeHeight="251682816" behindDoc="0" locked="0" layoutInCell="1" allowOverlap="1">
+                <wp:simplePos x="0" y="0"/>
+                <wp:positionH relativeFrom="column">
+                  <wp:posOffset>2208530</wp:posOffset>
+                </wp:positionH>
+                <wp:positionV relativeFrom="paragraph">
+                  <wp:posOffset>913765</wp:posOffset>
+                </wp:positionV>
+                <wp:extent cx="1010920" cy="466725"/>
+                <wp:effectExtent l="0" t="0" r="0" b="0"/>
+                <wp:wrapNone/>
+                <wp:docPr id="10" name="文本框 10"/>
+                <wp:cNvGraphicFramePr/>
+                <a:graphic xmlns:a="http://schemas.openxmlformats.org/drawingml/2006/main">
+                  <a:graphicData uri="http://schemas.microsoft.com/office/word/2010/wordprocessingShape">
+                    <wps:wsp>
+                      <wps:cNvSpPr txBox="1"/>
+                      <wps:spPr>
+                        <a:xfrm>
+                          <a:off x="0" y="0"/>
+                          <a:ext cx="1010920" cy="466725"/>
+                        </a:xfrm>
+                        <a:prstGeom prst="rect">
+                          <a:avLst/>
+                        </a:prstGeom>
+                        <a:noFill/>
+                        <a:ln w="6350">
+                          <a:noFill/>
+                        </a:ln>
+                      </wps:spPr>
+                      <wps:style>
+                        <a:lnRef idx="0">
+                          <a:schemeClr val="accent1"/>
+                        </a:lnRef>
+                        <a:fillRef idx="0">
+                          <a:schemeClr val="accent1"/>
+                        </a:fillRef>
+                        <a:effectRef idx="0">
+                          <a:schemeClr val="accent1"/>
+                        </a:effectRef>
+                        <a:fontRef idx="minor">
+                          <a:schemeClr val="dk1"/>
+                        </a:fontRef>
+                      </wps:style>
+                      <wps:txbx>
+                        <w:txbxContent>
+                          <w:p>
+                            <w:pPr>
+                              <w:rPr>
+                                <w:rFonts w:hint="default" w:ascii="微软雅黑" w:hAnsi="微软雅黑" w:eastAsia="微软雅黑" w:cs="微软雅黑"/>
+                                <w:color w:val="FFFFFF" w:themeColor="background1"/>
+                                <w:sz w:val="28"/>
+                                <w:szCs w:val="28"/>
+                                <w:lang w:val="en-US" w:eastAsia="zh-CN"/>
+                                <w14:textFill>
+                                  <w14:solidFill>
+                                    <w14:schemeClr w14:val="bg1"/>
+                                  </w14:solidFill>
+                                </w14:textFill>
+                              </w:rPr>
+                            </w:pPr>
+                            <w:r>
+                              <w:rPr>
+                                <w:rFonts w:hint="eastAsia" w:ascii="微软雅黑" w:hAnsi="微软雅黑" w:eastAsia="微软雅黑" w:cs="微软雅黑"/>
+                                <w:color w:val="FFFFFF" w:themeColor="background1"/>
+                                <w:sz w:val="28"/>
+                                <w:szCs w:val="28"/>
+                                <w:lang w:val="en-US" w:eastAsia="zh-CN"/>
+                                <w14:textFill>
+                                  <w14:solidFill>
+                                    <w14:schemeClr w14:val="bg1"/>
+                                  </w14:solidFill>
+                                </w14:textFill>
+                              </w:rPr>
+                              <w:t>咸、恐、吹</w:t>
+                            </w:r>
+                          </w:p>
+                        </w:txbxContent>
+                      </wps:txbx>
+                      <wps:bodyPr rot="0" spcFirstLastPara="0" vertOverflow="overflow" horzOverflow="overflow" vert="horz" wrap="square" lIns="91440" tIns="45720" rIns="91440" bIns="45720" numCol="1" spcCol="0" rtlCol="0" fromWordArt="0" anchor="t" anchorCtr="0" forceAA="0" compatLnSpc="1">
+                        <a:noAutofit/>
+                      </wps:bodyPr>
+                    </wps:wsp>
+                  </a:graphicData>
+                </a:graphic>
+              </wp:anchor>
+            </w:drawing>
+          </mc:Choice>
+          <mc:Fallback>
+            <w:pict>
+              <v:shape id="_x0000_s1026" o:spid="_x0000_s1026" o:spt="202" type="#_x0000_t202" style="position:absolute;left:0pt;margin-left:173.9pt;margin-top:71.95pt;height:36.75pt;width:79.6pt;z-index:251682816;mso-width-relative:page;mso-height-relative:page;" filled="f" stroked="f" coordsize="21600,21600" o:gfxdata="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">
+                <v:fill on="f" focussize="0,0"/>
+                <v:stroke on="f" weight="0.5pt"/>
+                <v:imagedata o:title=""/>
+                <o:lock v:ext="edit" aspectratio="f"/>
+                <v:textbox>
+                  <w:txbxContent>
+                    <w:p>
+                      <w:pPr>
+                        <w:rPr>
+                          <w:rFonts w:hint="default" w:ascii="微软雅黑" w:hAnsi="微软雅黑" w:eastAsia="微软雅黑" w:cs="微软雅黑"/>
+                          <w:color w:val="FFFFFF" w:themeColor="background1"/>
+                          <w:sz w:val="28"/>
+                          <w:szCs w:val="28"/>
+                          <w:lang w:val="en-US" w:eastAsia="zh-CN"/>
+                          <w14:textFill>
+                            <w14:solidFill>
+                              <w14:schemeClr w14:val="bg1"/>
+                            </w14:solidFill>
+                          </w14:textFill>
+                        </w:rPr>
+                      </w:pPr>
+                      <w:r>
+                        <w:rPr>
+                          <w:rFonts w:hint="eastAsia" w:ascii="微软雅黑" w:hAnsi="微软雅黑" w:eastAsia="微软雅黑" w:cs="微软雅黑"/>
+                          <w:color w:val="FFFFFF" w:themeColor="background1"/>
+                          <w:sz w:val="28"/>
+                          <w:szCs w:val="28"/>
+                          <w:lang w:val="en-US" w:eastAsia="zh-CN"/>
+                          <w14:textFill>
+                            <w14:solidFill>
+                              <w14:schemeClr w14:val="bg1"/>
+                            </w14:solidFill>
+                          </w14:textFill>
+                        </w:rPr>
+                        <w:t>咸、恐、吹</w:t>
+                      </w:r>
+                    </w:p>
+                  </w:txbxContent>
+                </v:textbox>
+              </v:shape>
+            </w:pict>
+          </mc:Fallback>
+        </mc:AlternateContent>
+      </w:r>
+      <w:r>
+        <w:rPr>
+          <w:sz w:val="21"/>
+        </w:rPr>
+        <mc:AlternateContent>
+          <mc:Choice Requires="wps">
+            <w:drawing>
+              <wp:anchor distT="0" distB="0" distL="114300" distR="114300" simplePos="0" relativeHeight="251680768" behindDoc="0" locked="0" layoutInCell="1" allowOverlap="1">
+                <wp:simplePos x="0" y="0"/>
+                <wp:positionH relativeFrom="column">
+                  <wp:posOffset>4679315</wp:posOffset>
+                </wp:positionH>
+                <wp:positionV relativeFrom="paragraph">
+                  <wp:posOffset>946785</wp:posOffset>
+                </wp:positionV>
+                <wp:extent cx="1045210" cy="453390"/>
+                <wp:effectExtent l="0" t="0" r="0" b="0"/>
+                <wp:wrapNone/>
+                <wp:docPr id="8" name="文本框 8"/>
+                <wp:cNvGraphicFramePr/>
+                <a:graphic xmlns:a="http://schemas.openxmlformats.org/drawingml/2006/main">
+                  <a:graphicData uri="http://schemas.microsoft.com/office/word/2010/wordprocessingShape">
+                    <wps:wsp>
+                      <wps:cNvSpPr txBox="1"/>
+                      <wps:spPr>
+                        <a:xfrm>
+                          <a:off x="0" y="0"/>
+                          <a:ext cx="1045210" cy="453390"/>
+                        </a:xfrm>
+                        <a:prstGeom prst="rect">
+                          <a:avLst/>
+                        </a:prstGeom>
+                        <a:noFill/>
+                        <a:ln w="6350">
+                          <a:noFill/>
+                        </a:ln>
+                      </wps:spPr>
+                      <wps:style>
+                        <a:lnRef idx="0">
+                          <a:schemeClr val="accent1"/>
+                        </a:lnRef>
+                        <a:fillRef idx="0">
+                          <a:schemeClr val="accent1"/>
+                        </a:fillRef>
+                        <a:effectRef idx="0">
+                          <a:schemeClr val="accent1"/>
+                        </a:effectRef>
+                        <a:fontRef idx="minor">
+                          <a:schemeClr val="dk1"/>
+                        </a:fontRef>
+                      </wps:style>
+                      <wps:txbx>
+                        <w:txbxContent>
+                          <w:p>
+                            <w:pPr>
+                              <w:rPr>
+                                <w:rFonts w:hint="default" w:ascii="微软雅黑" w:hAnsi="微软雅黑" w:eastAsia="微软雅黑" w:cs="微软雅黑"/>
+                                <w:color w:val="auto"/>
+                                <w:sz w:val="28"/>
+                                <w:szCs w:val="28"/>
+                                <w:lang w:val="en-US" w:eastAsia="zh-CN"/>
+                              </w:rPr>
+                            </w:pPr>
+                            <w:r>
+                              <w:rPr>
+                                <w:rFonts w:hint="eastAsia" w:ascii="微软雅黑" w:hAnsi="微软雅黑" w:eastAsia="微软雅黑" w:cs="微软雅黑"/>
+                                <w:color w:val="auto"/>
+                                <w:sz w:val="28"/>
+                                <w:szCs w:val="28"/>
+                                <w:lang w:val="en-US" w:eastAsia="zh-CN"/>
+                              </w:rPr>
+                              <w:t>辛、忧、呬</w:t>
+                            </w:r>
+                          </w:p>
+                        </w:txbxContent>
+                      </wps:txbx>
+                      <wps:bodyPr rot="0" spcFirstLastPara="0" vertOverflow="overflow" horzOverflow="overflow" vert="horz" wrap="square" lIns="91440" tIns="45720" rIns="91440" bIns="45720" numCol="1" spcCol="0" rtlCol="0" fromWordArt="0" anchor="t" anchorCtr="0" forceAA="0" compatLnSpc="1">
+                        <a:noAutofit/>
+                      </wps:bodyPr>
+                    </wps:wsp>
+                  </a:graphicData>
+                </a:graphic>
+              </wp:anchor>
+            </w:drawing>
+          </mc:Choice>
+          <mc:Fallback>
+            <w:pict>
+              <v:shape id="_x0000_s1026" o:spid="_x0000_s1026" o:spt="202" type="#_x0000_t202" style="position:absolute;left:0pt;margin-left:368.45pt;margin-top:74.55pt;height:35.7pt;width:82.3pt;z-index:251680768;mso-width-relative:page;mso-height-relative:page;" filled="f" stroked="f" coordsize="21600,21600" o:gfxdata="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">
+                <v:fill on="f" focussize="0,0"/>
+                <v:stroke on="f" weight="0.5pt"/>
+                <v:imagedata o:title=""/>
+                <o:lock v:ext="edit" aspectratio="f"/>
+                <v:textbox>
+                  <w:txbxContent>
+                    <w:p>
+                      <w:pPr>
+                        <w:rPr>
+                          <w:rFonts w:hint="default" w:ascii="微软雅黑" w:hAnsi="微软雅黑" w:eastAsia="微软雅黑" w:cs="微软雅黑"/>
+                          <w:color w:val="auto"/>
+                          <w:sz w:val="28"/>
+                          <w:szCs w:val="28"/>
+                          <w:lang w:val="en-US" w:eastAsia="zh-CN"/>
+                        </w:rPr>
+                      </w:pPr>
+                      <w:r>
+                        <w:rPr>
+                          <w:rFonts w:hint="eastAsia" w:ascii="微软雅黑" w:hAnsi="微软雅黑" w:eastAsia="微软雅黑" w:cs="微软雅黑"/>
+                          <w:color w:val="auto"/>
+                          <w:sz w:val="28"/>
+                          <w:szCs w:val="28"/>
+                          <w:lang w:val="en-US" w:eastAsia="zh-CN"/>
+                        </w:rPr>
+                        <w:t>辛、忧、呬</w:t>
+                      </w:r>
+                    </w:p>
+                  </w:txbxContent>
+                </v:textbox>
+              </v:shape>
+            </w:pict>
+          </mc:Fallback>
+        </mc:AlternateContent>
+      </w:r>
+      <w:r>
         <mc:AlternateContent>
           <mc:Choice Requires="wps">
             <w:drawing>
@@ -2985,270 +3250,6 @@
                 <v:stroke weight="2pt" color="#000000" joinstyle="round" endarrow="block"/>
                 <v:imagedata o:title=""/>
                 <o:lock v:ext="edit" aspectratio="f"/>
-              </v:shape>
-            </w:pict>
-          </mc:Fallback>
-        </mc:AlternateContent>
-      </w:r>
-      <w:r>
-        <w:rPr>
-          <w:sz w:val="21"/>
-        </w:rPr>
-        <mc:AlternateContent>
-          <mc:Choice Requires="wps">
-            <w:drawing>
-              <wp:anchor distT="0" distB="0" distL="114300" distR="114300" simplePos="0" relativeHeight="251682816" behindDoc="0" locked="0" layoutInCell="1" allowOverlap="1">
-                <wp:simplePos x="0" y="0"/>
-                <wp:positionH relativeFrom="column">
-                  <wp:posOffset>2315210</wp:posOffset>
-                </wp:positionH>
-                <wp:positionV relativeFrom="paragraph">
-                  <wp:posOffset>913765</wp:posOffset>
-                </wp:positionV>
-                <wp:extent cx="756920" cy="466725"/>
-                <wp:effectExtent l="0" t="0" r="0" b="0"/>
-                <wp:wrapNone/>
-                <wp:docPr id="10" name="文本框 10"/>
-                <wp:cNvGraphicFramePr/>
-                <a:graphic xmlns:a="http://schemas.openxmlformats.org/drawingml/2006/main">
-                  <a:graphicData uri="http://schemas.microsoft.com/office/word/2010/wordprocessingShape">
-                    <wps:wsp>
-                      <wps:cNvSpPr txBox="1"/>
-                      <wps:spPr>
-                        <a:xfrm>
-                          <a:off x="0" y="0"/>
-                          <a:ext cx="756920" cy="466725"/>
-                        </a:xfrm>
-                        <a:prstGeom prst="rect">
-                          <a:avLst/>
-                        </a:prstGeom>
-                        <a:noFill/>
-                        <a:ln w="6350">
-                          <a:noFill/>
-                        </a:ln>
-                      </wps:spPr>
-                      <wps:style>
-                        <a:lnRef idx="0">
-                          <a:schemeClr val="accent1"/>
-                        </a:lnRef>
-                        <a:fillRef idx="0">
-                          <a:schemeClr val="accent1"/>
-                        </a:fillRef>
-                        <a:effectRef idx="0">
-                          <a:schemeClr val="accent1"/>
-                        </a:effectRef>
-                        <a:fontRef idx="minor">
-                          <a:schemeClr val="dk1"/>
-                        </a:fontRef>
-                      </wps:style>
-                      <wps:txbx>
-                        <w:txbxContent>
-                          <w:p>
-                            <w:pPr>
-                              <w:rPr>
-                                <w:rFonts w:hint="eastAsia" w:ascii="微软雅黑" w:hAnsi="微软雅黑" w:eastAsia="微软雅黑" w:cs="微软雅黑"/>
-                                <w:color w:val="FFFFFF" w:themeColor="background1"/>
-                                <w:sz w:val="28"/>
-                                <w:szCs w:val="28"/>
-                                <w:lang w:val="en-US" w:eastAsia="zh-CN"/>
-                                <w14:textFill>
-                                  <w14:solidFill>
-                                    <w14:schemeClr w14:val="bg1"/>
-                                  </w14:solidFill>
-                                </w14:textFill>
-                              </w:rPr>
-                            </w:pPr>
-                            <w:r>
-                              <w:rPr>
-                                <w:rFonts w:hint="eastAsia" w:ascii="微软雅黑" w:hAnsi="微软雅黑" w:eastAsia="微软雅黑" w:cs="微软雅黑"/>
-                                <w:color w:val="FFFFFF" w:themeColor="background1"/>
-                                <w:sz w:val="28"/>
-                                <w:szCs w:val="28"/>
-                                <w:lang w:val="en-US" w:eastAsia="zh-CN"/>
-                                <w14:textFill>
-                                  <w14:solidFill>
-                                    <w14:schemeClr w14:val="bg1"/>
-                                  </w14:solidFill>
-                                </w14:textFill>
-                              </w:rPr>
-                              <w:t>咸、恐</w:t>
-                            </w:r>
-                          </w:p>
-                        </w:txbxContent>
-                      </wps:txbx>
-                      <wps:bodyPr rot="0" spcFirstLastPara="0" vertOverflow="overflow" horzOverflow="overflow" vert="horz" wrap="square" lIns="91440" tIns="45720" rIns="91440" bIns="45720" numCol="1" spcCol="0" rtlCol="0" fromWordArt="0" anchor="t" anchorCtr="0" forceAA="0" compatLnSpc="1">
-                        <a:noAutofit/>
-                      </wps:bodyPr>
-                    </wps:wsp>
-                  </a:graphicData>
-                </a:graphic>
-              </wp:anchor>
-            </w:drawing>
-          </mc:Choice>
-          <mc:Fallback>
-            <w:pict>
-              <v:shape id="_x0000_s1026" o:spid="_x0000_s1026" o:spt="202" type="#_x0000_t202" style="position:absolute;left:0pt;margin-left:182.3pt;margin-top:71.95pt;height:36.75pt;width:59.6pt;z-index:251682816;mso-width-relative:page;mso-height-relative:page;" filled="f" stroked="f" coordsize="21600,21600" o:gfxdata="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">
-                <v:fill on="f" focussize="0,0"/>
-                <v:stroke on="f" weight="0.5pt"/>
-                <v:imagedata o:title=""/>
-                <o:lock v:ext="edit" aspectratio="f"/>
-                <v:textbox>
-                  <w:txbxContent>
-                    <w:p>
-                      <w:pPr>
-                        <w:rPr>
-                          <w:rFonts w:hint="eastAsia" w:ascii="微软雅黑" w:hAnsi="微软雅黑" w:eastAsia="微软雅黑" w:cs="微软雅黑"/>
-                          <w:color w:val="FFFFFF" w:themeColor="background1"/>
-                          <w:sz w:val="28"/>
-                          <w:szCs w:val="28"/>
-                          <w:lang w:val="en-US" w:eastAsia="zh-CN"/>
-                          <w14:textFill>
-                            <w14:solidFill>
-                              <w14:schemeClr w14:val="bg1"/>
-                            </w14:solidFill>
-                          </w14:textFill>
-                        </w:rPr>
-                      </w:pPr>
-                      <w:r>
-                        <w:rPr>
-                          <w:rFonts w:hint="eastAsia" w:ascii="微软雅黑" w:hAnsi="微软雅黑" w:eastAsia="微软雅黑" w:cs="微软雅黑"/>
-                          <w:color w:val="FFFFFF" w:themeColor="background1"/>
-                          <w:sz w:val="28"/>
-                          <w:szCs w:val="28"/>
-                          <w:lang w:val="en-US" w:eastAsia="zh-CN"/>
-                          <w14:textFill>
-                            <w14:solidFill>
-                              <w14:schemeClr w14:val="bg1"/>
-                            </w14:solidFill>
-                          </w14:textFill>
-                        </w:rPr>
-                        <w:t>咸、恐</w:t>
-                      </w:r>
-                    </w:p>
-                  </w:txbxContent>
-                </v:textbox>
-              </v:shape>
-            </w:pict>
-          </mc:Fallback>
-        </mc:AlternateContent>
-      </w:r>
-      <w:r>
-        <w:rPr>
-          <w:sz w:val="21"/>
-        </w:rPr>
-        <mc:AlternateContent>
-          <mc:Choice Requires="wps">
-            <w:drawing>
-              <wp:anchor distT="0" distB="0" distL="114300" distR="114300" simplePos="0" relativeHeight="251680768" behindDoc="0" locked="0" layoutInCell="1" allowOverlap="1">
-                <wp:simplePos x="0" y="0"/>
-                <wp:positionH relativeFrom="column">
-                  <wp:posOffset>4839335</wp:posOffset>
-                </wp:positionH>
-                <wp:positionV relativeFrom="paragraph">
-                  <wp:posOffset>946785</wp:posOffset>
-                </wp:positionV>
-                <wp:extent cx="744220" cy="453390"/>
-                <wp:effectExtent l="0" t="0" r="0" b="0"/>
-                <wp:wrapNone/>
-                <wp:docPr id="8" name="文本框 8"/>
-                <wp:cNvGraphicFramePr/>
-                <a:graphic xmlns:a="http://schemas.openxmlformats.org/drawingml/2006/main">
-                  <a:graphicData uri="http://schemas.microsoft.com/office/word/2010/wordprocessingShape">
-                    <wps:wsp>
-                      <wps:cNvSpPr txBox="1"/>
-                      <wps:spPr>
-                        <a:xfrm>
-                          <a:off x="0" y="0"/>
-                          <a:ext cx="744220" cy="453390"/>
-                        </a:xfrm>
-                        <a:prstGeom prst="rect">
-                          <a:avLst/>
-                        </a:prstGeom>
-                        <a:noFill/>
-                        <a:ln w="6350">
-                          <a:noFill/>
-                        </a:ln>
-                      </wps:spPr>
-                      <wps:style>
-                        <a:lnRef idx="0">
-                          <a:schemeClr val="accent1"/>
-                        </a:lnRef>
-                        <a:fillRef idx="0">
-                          <a:schemeClr val="accent1"/>
-                        </a:fillRef>
-                        <a:effectRef idx="0">
-                          <a:schemeClr val="accent1"/>
-                        </a:effectRef>
-                        <a:fontRef idx="minor">
-                          <a:schemeClr val="dk1"/>
-                        </a:fontRef>
-                      </wps:style>
-                      <wps:txbx>
-                        <w:txbxContent>
-                          <w:p>
-                            <w:pPr>
-                              <w:rPr>
-                                <w:rFonts w:hint="eastAsia" w:ascii="微软雅黑" w:hAnsi="微软雅黑" w:eastAsia="微软雅黑" w:cs="微软雅黑"/>
-                                <w:color w:val="auto"/>
-                                <w:sz w:val="28"/>
-                                <w:szCs w:val="28"/>
-                                <w:lang w:val="en-US" w:eastAsia="zh-CN"/>
-                              </w:rPr>
-                            </w:pPr>
-                            <w:r>
-                              <w:rPr>
-                                <w:rFonts w:hint="eastAsia" w:ascii="微软雅黑" w:hAnsi="微软雅黑" w:eastAsia="微软雅黑" w:cs="微软雅黑"/>
-                                <w:color w:val="auto"/>
-                                <w:sz w:val="28"/>
-                                <w:szCs w:val="28"/>
-                                <w:lang w:val="en-US" w:eastAsia="zh-CN"/>
-                              </w:rPr>
-                              <w:t>辛、忧</w:t>
-                            </w:r>
-                          </w:p>
-                        </w:txbxContent>
-                      </wps:txbx>
-                      <wps:bodyPr rot="0" spcFirstLastPara="0" vertOverflow="overflow" horzOverflow="overflow" vert="horz" wrap="square" lIns="91440" tIns="45720" rIns="91440" bIns="45720" numCol="1" spcCol="0" rtlCol="0" fromWordArt="0" anchor="t" anchorCtr="0" forceAA="0" compatLnSpc="1">
-                        <a:noAutofit/>
-                      </wps:bodyPr>
-                    </wps:wsp>
-                  </a:graphicData>
-                </a:graphic>
-              </wp:anchor>
-            </w:drawing>
-          </mc:Choice>
-          <mc:Fallback>
-            <w:pict>
-              <v:shape id="_x0000_s1026" o:spid="_x0000_s1026" o:spt="202" type="#_x0000_t202" style="position:absolute;left:0pt;margin-left:381.05pt;margin-top:74.55pt;height:35.7pt;width:58.6pt;z-index:251680768;mso-width-relative:page;mso-height-relative:page;" filled="f" stroked="f" coordsize="21600,21600" o:gfxdata="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">
-                <v:fill on="f" focussize="0,0"/>
-                <v:stroke on="f" weight="0.5pt"/>
-                <v:imagedata o:title=""/>
-                <o:lock v:ext="edit" aspectratio="f"/>
-                <v:textbox>
-                  <w:txbxContent>
-                    <w:p>
-                      <w:pPr>
-                        <w:rPr>
-                          <w:rFonts w:hint="eastAsia" w:ascii="微软雅黑" w:hAnsi="微软雅黑" w:eastAsia="微软雅黑" w:cs="微软雅黑"/>
-                          <w:color w:val="auto"/>
-                          <w:sz w:val="28"/>
-                          <w:szCs w:val="28"/>
-                          <w:lang w:val="en-US" w:eastAsia="zh-CN"/>
-                        </w:rPr>
-                      </w:pPr>
-                      <w:r>
-                        <w:rPr>
-                          <w:rFonts w:hint="eastAsia" w:ascii="微软雅黑" w:hAnsi="微软雅黑" w:eastAsia="微软雅黑" w:cs="微软雅黑"/>
-                          <w:color w:val="auto"/>
-                          <w:sz w:val="28"/>
-                          <w:szCs w:val="28"/>
-                          <w:lang w:val="en-US" w:eastAsia="zh-CN"/>
-                        </w:rPr>
-                        <w:t>辛、忧</w:t>
-                      </w:r>
-                    </w:p>
-                  </w:txbxContent>
-                </v:textbox>
               </v:shape>
             </w:pict>
           </mc:Fallback>
